--- a/docs/activities/04_07_activity/class_activity.docx
+++ b/docs/activities/04_07_activity/class_activity.docx
@@ -34,13 +34,13 @@
         <w:t xml:space="preserve">2026-07-02</w:t>
       </w:r>
     </w:p>
-    <w:bookmarkStart w:id="12" w:name="Xed7bf37493b138b364350945d5d95c53548d8bb"/>
+    <w:bookmarkStart w:id="12" w:name="pivoting-a-messy-real-world-dataset"/>
     <w:p>
       <w:pPr>
         <w:pStyle w:val="Heading1"/>
       </w:pPr>
       <w:r>
-        <w:t xml:space="preserve">In-class Activity 7: Pivoting a Messy Real-World Dataset</w:t>
+        <w:t xml:space="preserve">Pivoting a Messy Real-World Dataset</w:t>
       </w:r>
     </w:p>
     <w:bookmarkStart w:id="9" w:name="recap-from-worksheet-06"/>
